--- a/Learn/2026-07-30-nadella-harness-model-swappability-signal.docx
+++ b/Learn/2026-07-30-nadella-harness-model-swappability-signal.docx
@@ -1079,6 +1079,90 @@
       </w:r>
       <w:r>
         <w:t xml:space="preserve">Logged as an open HIC decision (§8). The honest read: a third party is moving on a pricing-unit question DWS has the telemetry to answer but has never packaged. That is a gap worth a decision, not a reflex.</w:t>
+      </w:r>
+    </w:p>
+    <w:p>
+      <w:pPr>
+        <w:pStyle w:val="BlockText"/>
+      </w:pPr>
+      <w:r>
+        <w:rPr>
+          <w:bCs/>
+          <w:b/>
+        </w:rPr>
+        <w:t xml:space="preserve">Update (v1.1, same day):</w:t>
+      </w:r>
+      <w:r>
+        <w:t xml:space="preserve"> </w:t>
+      </w:r>
+      <w:r>
+        <w:t xml:space="preserve">the empirical half of this sub-signal arrived within hours — see</w:t>
+      </w:r>
+      <w:r>
+        <w:t xml:space="preserve"> </w:t>
+      </w:r>
+      <w:r>
+        <w:rPr>
+          <w:rStyle w:val="VerbatimChar"/>
+        </w:rPr>
+        <w:t xml:space="preserve">docs/field-notes/2026-07-30-composio-harness-token-efficiency-benchmark.md</w:t>
+      </w:r>
+      <w:r>
+        <w:t xml:space="preserve">. A vendor-run benchmark measured up to a</w:t>
+      </w:r>
+      <w:r>
+        <w:t xml:space="preserve"> </w:t>
+      </w:r>
+      <w:r>
+        <w:rPr>
+          <w:bCs/>
+          <w:b/>
+        </w:rPr>
+        <w:t xml:space="preserve">30× token spread across agent harnesses running the same model on the same tasks</w:t>
+      </w:r>
+      <w:r>
+        <w:t xml:space="preserve">, which makes the pricing unit real and harness choice a P&amp;L line item. It also corrects the sentence above: DWS has the</w:t>
+      </w:r>
+      <w:r>
+        <w:t xml:space="preserve"> </w:t>
+      </w:r>
+      <w:r>
+        <w:rPr>
+          <w:bCs/>
+          <w:b/>
+        </w:rPr>
+        <w:t xml:space="preserve">schema</w:t>
+      </w:r>
+      <w:r>
+        <w:t xml:space="preserve"> </w:t>
+      </w:r>
+      <w:r>
+        <w:t xml:space="preserve">for per-task cost (</w:t>
+      </w:r>
+      <w:r>
+        <w:rPr>
+          <w:rStyle w:val="VerbatimChar"/>
+        </w:rPr>
+        <w:t xml:space="preserve">token_usage_events.task_id</w:t>
+      </w:r>
+      <w:r>
+        <w:t xml:space="preserve">),</w:t>
+      </w:r>
+      <w:r>
+        <w:t xml:space="preserve"> </w:t>
+      </w:r>
+      <w:r>
+        <w:rPr>
+          <w:bCs/>
+          <w:b/>
+        </w:rPr>
+        <w:t xml:space="preserve">not the telemetry</w:t>
+      </w:r>
+      <w:r>
+        <w:t xml:space="preserve"> </w:t>
+      </w:r>
+      <w:r>
+        <w:t xml:space="preserve">— no Claude-side token log survives a container. Audit in that note §5.</w:t>
       </w:r>
     </w:p>
     <w:bookmarkEnd w:id="24"/>
